--- a/pdf/Introduction to infrastructures - Template report_NL.docx
+++ b/pdf/Introduction to infrastructures - Template report_NL.docx
@@ -1378,7 +1378,7 @@
       <w:pPr>
         <w:ind w:left="284" w:hanging="284"/>
         <w:rPr>
-          <w:lang w:val="de-DE"/>
+          <w:lang w:val="nl-NL"/>
         </w:rPr>
       </w:pPr>
       <w:r>
@@ -4037,7 +4037,7 @@
                 <w:sz w:val="20"/>
                 <w:szCs w:val="20"/>
               </w:rPr>
-              <w:t>Veiligheid</w:t>
+              <w:t>Beveiliging</w:t>
             </w:r>
             <w:proofErr w:type="spellEnd"/>
           </w:p>
@@ -6767,7 +6767,7 @@
                 <w:sz w:val="20"/>
                 <w:szCs w:val="20"/>
               </w:rPr>
-              <w:t>Veiligheid</w:t>
+              <w:t>Beveiliging</w:t>
             </w:r>
             <w:proofErr w:type="spellEnd"/>
           </w:p>
@@ -11804,7 +11804,7 @@
                 <w:noProof/>
               </w:rPr>
               <w:drawing>
-                <wp:inline distT="0" distB="0" distL="0" distR="0" wp14:anchorId="64B803B4" wp14:editId="1A496D4C">
+                <wp:inline distT="0" distB="0" distL="0" distR="0" wp14:anchorId="64B803B4" wp14:editId="77E76F98">
                   <wp:extent cx="914400" cy="914400"/>
                   <wp:effectExtent l="0" t="0" r="0" b="0"/>
                   <wp:docPr id="184670805" name="Afbeelding 7" descr="Afbeelding met hart, Graphics, creativiteit, kunst&#10;&#10;Door AI gegenereerde inhoud is mogelijk onjuist."/>
@@ -12520,6 +12520,7 @@
         <w:docPartUnique/>
       </w:docPartObj>
     </w:sdtPr>
+    <w:sdtEndPr/>
     <w:sdtContent>
       <w:p>
         <w:pPr>
@@ -15708,20 +15709,6 @@
 </file>
 
 <file path=customXml/item1.xml><?xml version="1.0" encoding="utf-8"?>
-<p:properties xmlns:p="http://schemas.microsoft.com/office/2006/metadata/properties" xmlns:xsi="http://www.w3.org/2001/XMLSchema-instance" xmlns:pc="http://schemas.microsoft.com/office/infopath/2007/PartnerControls">
-  <documentManagement>
-    <c6664f9864b54a78bdf9e6230de1c78b xmlns="6c73e52c-07d4-4617-ab67-464747257e8d">
-      <Terms xmlns="http://schemas.microsoft.com/office/infopath/2007/PartnerControls"/>
-    </c6664f9864b54a78bdf9e6230de1c78b>
-    <TaxCatchAll xmlns="eac77c77-d449-4d7c-b5d8-8fd4c0f270d2" xsi:nil="true"/>
-    <lcf76f155ced4ddcb4097134ff3c332f xmlns="8b17e346-67f2-4b8a-83ae-4efa6dd72e6a">
-      <Terms xmlns="http://schemas.microsoft.com/office/infopath/2007/PartnerControls"/>
-    </lcf76f155ced4ddcb4097134ff3c332f>
-  </documentManagement>
-</p:properties>
-</file>
-
-<file path=customXml/item2.xml><?xml version="1.0" encoding="utf-8"?>
 <ct:contentTypeSchema xmlns:ct="http://schemas.microsoft.com/office/2006/metadata/contentType" xmlns:ma="http://schemas.microsoft.com/office/2006/metadata/properties/metaAttributes" ct:_="" ma:_="" ma:contentTypeName="Document" ma:contentTypeID="0x0101001F3560B013441247B9926EB055A9B197" ma:contentTypeVersion="17" ma:contentTypeDescription="Een nieuw document maken." ma:contentTypeScope="" ma:versionID="df199e687031d4382ef24b55d12d84a3">
   <xsd:schema xmlns:xsd="http://www.w3.org/2001/XMLSchema" xmlns:xs="http://www.w3.org/2001/XMLSchema" xmlns:p="http://schemas.microsoft.com/office/2006/metadata/properties" xmlns:ns2="eac77c77-d449-4d7c-b5d8-8fd4c0f270d2" xmlns:ns3="6c73e52c-07d4-4617-ab67-464747257e8d" xmlns:ns4="8b17e346-67f2-4b8a-83ae-4efa6dd72e6a" targetNamespace="http://schemas.microsoft.com/office/2006/metadata/properties" ma:root="true" ma:fieldsID="4ccd97687f52b9f502df094cc5352f7c" ns2:_="" ns3:_="" ns4:_="">
     <xsd:import namespace="eac77c77-d449-4d7c-b5d8-8fd4c0f270d2"/>
@@ -15969,11 +15956,21 @@
 </ct:contentTypeSchema>
 </file>
 
-<file path=customXml/item3.xml><?xml version="1.0" encoding="utf-8"?>
-<b:Sources xmlns:b="http://schemas.openxmlformats.org/officeDocument/2006/bibliography" xmlns="http://schemas.openxmlformats.org/officeDocument/2006/bibliography" SelectedStyle="\APASixthEditionOfficeOnline.xsl" StyleName="APA" Version="6"/>
+<file path=customXml/item2.xml><?xml version="1.0" encoding="utf-8"?>
+<p:properties xmlns:p="http://schemas.microsoft.com/office/2006/metadata/properties" xmlns:xsi="http://www.w3.org/2001/XMLSchema-instance" xmlns:pc="http://schemas.microsoft.com/office/infopath/2007/PartnerControls">
+  <documentManagement>
+    <c6664f9864b54a78bdf9e6230de1c78b xmlns="6c73e52c-07d4-4617-ab67-464747257e8d">
+      <Terms xmlns="http://schemas.microsoft.com/office/infopath/2007/PartnerControls"/>
+    </c6664f9864b54a78bdf9e6230de1c78b>
+    <TaxCatchAll xmlns="eac77c77-d449-4d7c-b5d8-8fd4c0f270d2" xsi:nil="true"/>
+    <lcf76f155ced4ddcb4097134ff3c332f xmlns="8b17e346-67f2-4b8a-83ae-4efa6dd72e6a">
+      <Terms xmlns="http://schemas.microsoft.com/office/infopath/2007/PartnerControls"/>
+    </lcf76f155ced4ddcb4097134ff3c332f>
+  </documentManagement>
+</p:properties>
 </file>
 
-<file path=customXml/item4.xml><?xml version="1.0" encoding="utf-8"?>
+<file path=customXml/item3.xml><?xml version="1.0" encoding="utf-8"?>
 <?mso-contentType ?>
 <FormTemplates xmlns="http://schemas.microsoft.com/sharepoint/v3/contenttype/forms">
   <Display>DocumentLibraryForm</Display>
@@ -15982,19 +15979,11 @@
 </FormTemplates>
 </file>
 
-<file path=customXml/itemProps1.xml><?xml version="1.0" encoding="utf-8"?>
-<ds:datastoreItem xmlns:ds="http://schemas.openxmlformats.org/officeDocument/2006/customXml" ds:itemID="{87B53D02-F825-413F-8DDB-C1C8BB18285B}">
-  <ds:schemaRefs>
-    <ds:schemaRef ds:uri="http://schemas.microsoft.com/office/2006/metadata/properties"/>
-    <ds:schemaRef ds:uri="http://schemas.microsoft.com/office/infopath/2007/PartnerControls"/>
-    <ds:schemaRef ds:uri="6c73e52c-07d4-4617-ab67-464747257e8d"/>
-    <ds:schemaRef ds:uri="eac77c77-d449-4d7c-b5d8-8fd4c0f270d2"/>
-    <ds:schemaRef ds:uri="8b17e346-67f2-4b8a-83ae-4efa6dd72e6a"/>
-  </ds:schemaRefs>
-</ds:datastoreItem>
+<file path=customXml/item4.xml><?xml version="1.0" encoding="utf-8"?>
+<b:Sources xmlns:b="http://schemas.openxmlformats.org/officeDocument/2006/bibliography" xmlns="http://schemas.openxmlformats.org/officeDocument/2006/bibliography" SelectedStyle="\APASixthEditionOfficeOnline.xsl" StyleName="APA" Version="6"/>
 </file>
 
-<file path=customXml/itemProps2.xml><?xml version="1.0" encoding="utf-8"?>
+<file path=customXml/itemProps1.xml><?xml version="1.0" encoding="utf-8"?>
 <ds:datastoreItem xmlns:ds="http://schemas.openxmlformats.org/officeDocument/2006/customXml" ds:itemID="{CED11A34-D674-4242-B306-8CEC1A041476}">
   <ds:schemaRefs>
     <ds:schemaRef ds:uri="http://schemas.microsoft.com/office/2006/metadata/contentType"/>
@@ -16014,18 +16003,36 @@
 </ds:datastoreItem>
 </file>
 
+<file path=customXml/itemProps2.xml><?xml version="1.0" encoding="utf-8"?>
+<ds:datastoreItem xmlns:ds="http://schemas.openxmlformats.org/officeDocument/2006/customXml" ds:itemID="{87B53D02-F825-413F-8DDB-C1C8BB18285B}">
+  <ds:schemaRefs>
+    <ds:schemaRef ds:uri="http://purl.org/dc/elements/1.1/"/>
+    <ds:schemaRef ds:uri="http://purl.org/dc/terms/"/>
+    <ds:schemaRef ds:uri="6c73e52c-07d4-4617-ab67-464747257e8d"/>
+    <ds:schemaRef ds:uri="http://purl.org/dc/dcmitype/"/>
+    <ds:schemaRef ds:uri="http://schemas.microsoft.com/office/2006/metadata/properties"/>
+    <ds:schemaRef ds:uri="http://schemas.microsoft.com/office/infopath/2007/PartnerControls"/>
+    <ds:schemaRef ds:uri="http://schemas.microsoft.com/office/2006/documentManagement/types"/>
+    <ds:schemaRef ds:uri="eac77c77-d449-4d7c-b5d8-8fd4c0f270d2"/>
+    <ds:schemaRef ds:uri="http://schemas.openxmlformats.org/package/2006/metadata/core-properties"/>
+    <ds:schemaRef ds:uri="8b17e346-67f2-4b8a-83ae-4efa6dd72e6a"/>
+    <ds:schemaRef ds:uri="http://www.w3.org/XML/1998/namespace"/>
+  </ds:schemaRefs>
+</ds:datastoreItem>
+</file>
+
 <file path=customXml/itemProps3.xml><?xml version="1.0" encoding="utf-8"?>
+<ds:datastoreItem xmlns:ds="http://schemas.openxmlformats.org/officeDocument/2006/customXml" ds:itemID="{8B6B225C-3EA8-4BFE-9B57-5B01AE4E242E}">
+  <ds:schemaRefs>
+    <ds:schemaRef ds:uri="http://schemas.microsoft.com/sharepoint/v3/contenttype/forms"/>
+  </ds:schemaRefs>
+</ds:datastoreItem>
+</file>
+
+<file path=customXml/itemProps4.xml><?xml version="1.0" encoding="utf-8"?>
 <ds:datastoreItem xmlns:ds="http://schemas.openxmlformats.org/officeDocument/2006/customXml" ds:itemID="{620DC7DC-FC6D-4BC6-BD3F-3C62316EF12F}">
   <ds:schemaRefs>
     <ds:schemaRef ds:uri="http://schemas.openxmlformats.org/officeDocument/2006/bibliography"/>
   </ds:schemaRefs>
 </ds:datastoreItem>
-</file>
-
-<file path=customXml/itemProps4.xml><?xml version="1.0" encoding="utf-8"?>
-<ds:datastoreItem xmlns:ds="http://schemas.openxmlformats.org/officeDocument/2006/customXml" ds:itemID="{8B6B225C-3EA8-4BFE-9B57-5B01AE4E242E}">
-  <ds:schemaRefs>
-    <ds:schemaRef ds:uri="http://schemas.microsoft.com/sharepoint/v3/contenttype/forms"/>
-  </ds:schemaRefs>
-</ds:datastoreItem>
 </file>